--- a/python_code_snapshot_EAR.docx
+++ b/python_code_snapshot_EAR.docx
@@ -12,7 +12,7 @@
     </w:p>
     <w:p>
       <w:r>
-        <w:t>Thời gian cập nhật: 2026-09-03 19:52:48</w:t>
+        <w:t>Thời gian cập nhật: 2026-09-25 18:10:32</w:t>
       </w:r>
     </w:p>
     <w:p>
@@ -28,6 +28,9 @@
         <w:rPr>
           <w:rFonts w:ascii="Consolas" w:hAnsi="Consolas"/>
         </w:rPr>
+        <w:t># gán nhãn</w:t>
+        <w:br/>
+        <w:br/>
         <w:t>import cv2</w:t>
         <w:br/>
         <w:t>import os</w:t>
@@ -421,7 +424,19 @@
         <w:br/>
         <w:t xml:space="preserve">        cv2.putText(</w:t>
         <w:br/>
-        <w:t xml:space="preserve">            display, text, (10, 30), cv2.FONT_HERSHEY_SIMPLEX, 0.65, (0, 255, 0), 2</w:t>
+        <w:t xml:space="preserve">            display,</w:t>
+        <w:br/>
+        <w:t xml:space="preserve">            text,</w:t>
+        <w:br/>
+        <w:t xml:space="preserve">            (10, display.shape[0] - 40),</w:t>
+        <w:br/>
+        <w:t xml:space="preserve">            cv2.FONT_HERSHEY_SIMPLEX,</w:t>
+        <w:br/>
+        <w:t xml:space="preserve">            0.65,</w:t>
+        <w:br/>
+        <w:t xml:space="preserve">            (0, 255, 0),</w:t>
+        <w:br/>
+        <w:t xml:space="preserve">            2,</w:t>
         <w:br/>
         <w:t xml:space="preserve">        )</w:t>
         <w:br/>
@@ -432,7 +447,7 @@
         <w:br/>
         <w:t xml:space="preserve">            "Drag mouse = box | S = save | R = reset | Q = quit",</w:t>
         <w:br/>
-        <w:t xml:space="preserve">            (10, 60),</w:t>
+        <w:t xml:space="preserve">            (10, display.shape[0] - 15),</w:t>
         <w:br/>
         <w:t xml:space="preserve">            cv2.FONT_HERSHEY_SIMPLEX,</w:t>
         <w:br/>
@@ -691,6 +706,343 @@
         <w:br/>
         <w:br/>
         <w:t>print()</w:t>
+        <w:br/>
+      </w:r>
+    </w:p>
+    <w:p>
+      <w:pPr>
+        <w:pStyle w:val="Heading2"/>
+      </w:pPr>
+      <w:r>
+        <w:t>auto_classify_v4.py</w:t>
+      </w:r>
+    </w:p>
+    <w:p>
+      <w:r>
+        <w:rPr>
+          <w:rFonts w:ascii="Consolas" w:hAnsi="Consolas"/>
+        </w:rPr>
+        <w:t>from ultralytics import YOLO</w:t>
+        <w:br/>
+        <w:t>import os</w:t>
+        <w:br/>
+        <w:t>import shutil</w:t>
+        <w:br/>
+        <w:br/>
+        <w:t># =========================================================</w:t>
+        <w:br/>
+        <w:t># CHECKSLEEPONE - AUTO CLASSIFY V4</w:t>
+        <w:br/>
+        <w:t># =========================================================</w:t>
+        <w:br/>
+        <w:br/>
+        <w:t>BASE_DIR = r"D:\bctn\CheckSleepOne"</w:t>
+        <w:br/>
+        <w:br/>
+        <w:t># ---------------------------------------------------------</w:t>
+        <w:br/>
+        <w:t># ẢNH NGUỒN</w:t>
+        <w:br/>
+        <w:t># ---------------------------------------------------------</w:t>
+        <w:br/>
+        <w:br/>
+        <w:t>INPUT_DIR = os.path.join(BASE_DIR, "dataset", "video", "frame", "2026_0916_151046_562B")</w:t>
+        <w:br/>
+        <w:br/>
+        <w:t># ---------------------------------------------------------</w:t>
+        <w:br/>
+        <w:t># MODEL V4</w:t>
+        <w:br/>
+        <w:t># ---------------------------------------------------------</w:t>
+        <w:br/>
+        <w:br/>
+        <w:t>MODEL_PATH = os.path.join(</w:t>
+        <w:br/>
+        <w:t xml:space="preserve">    BASE_DIR, "runs", "detect", "checksleepone_eye_v4", "weights", "best.pt"</w:t>
+        <w:br/>
+        <w:t>)</w:t>
+        <w:br/>
+        <w:br/>
+        <w:t># ---------------------------------------------------------</w:t>
+        <w:br/>
+        <w:t># THƯ MỤC ĐÍCH</w:t>
+        <w:br/>
+        <w:t># ---------------------------------------------------------</w:t>
+        <w:br/>
+        <w:br/>
+        <w:t>OPEN_DIR = os.path.join(BASE_DIR, "dataset", "raw", "open")</w:t>
+        <w:br/>
+        <w:br/>
+        <w:t>CLOSED_DIR = os.path.join(BASE_DIR, "dataset", "raw", "closed")</w:t>
+        <w:br/>
+        <w:br/>
+        <w:t># Tạo thư mục nếu chưa có</w:t>
+        <w:br/>
+        <w:t>os.makedirs(OPEN_DIR, exist_ok=True)</w:t>
+        <w:br/>
+        <w:t>os.makedirs(CLOSED_DIR, exist_ok=True)</w:t>
+        <w:br/>
+        <w:br/>
+        <w:t># ---------------------------------------------------------</w:t>
+        <w:br/>
+        <w:t># CONFIDENCE</w:t>
+        <w:br/>
+        <w:t># ---------------------------------------------------------</w:t>
+        <w:br/>
+        <w:br/>
+        <w:t>CONF_THRESHOLD = 0.85</w:t>
+        <w:br/>
+        <w:br/>
+        <w:t># ---------------------------------------------------------</w:t>
+        <w:br/>
+        <w:t># LOAD MODEL</w:t>
+        <w:br/>
+        <w:t># ---------------------------------------------------------</w:t>
+        <w:br/>
+        <w:br/>
+        <w:t>print("=" * 60)</w:t>
+        <w:br/>
+        <w:t>print(" CHECKSLEEPONE - AUTO CLASSIFY V4")</w:t>
+        <w:br/>
+        <w:t>print("=" * 60)</w:t>
+        <w:br/>
+        <w:br/>
+        <w:t>print("\nĐang load model V4...")</w:t>
+        <w:br/>
+        <w:br/>
+        <w:t>model = YOLO(MODEL_PATH)</w:t>
+        <w:br/>
+        <w:br/>
+        <w:t>print("Load model thành công!")</w:t>
+        <w:br/>
+        <w:br/>
+        <w:t># ---------------------------------------------------------</w:t>
+        <w:br/>
+        <w:t># LẤY DANH SÁCH ẢNH</w:t>
+        <w:br/>
+        <w:t># ---------------------------------------------------------</w:t>
+        <w:br/>
+        <w:br/>
+        <w:t>extensions = (".jpg", ".jpeg", ".png", ".bmp", ".webp")</w:t>
+        <w:br/>
+        <w:br/>
+        <w:t>images = [f for f in os.listdir(INPUT_DIR) if f.lower().endswith(extensions)]</w:t>
+        <w:br/>
+        <w:br/>
+        <w:t>images.sort()</w:t>
+        <w:br/>
+        <w:br/>
+        <w:t>total = len(images)</w:t>
+        <w:br/>
+        <w:br/>
+        <w:t>print(f"\nTìm thấy {total} ảnh.")</w:t>
+        <w:br/>
+        <w:t>print()</w:t>
+        <w:br/>
+        <w:br/>
+        <w:t># ---------------------------------------------------------</w:t>
+        <w:br/>
+        <w:t># THỐNG KÊ</w:t>
+        <w:br/>
+        <w:t># ---------------------------------------------------------</w:t>
+        <w:br/>
+        <w:br/>
+        <w:t>open_count = 0</w:t>
+        <w:br/>
+        <w:t>closed_count = 0</w:t>
+        <w:br/>
+        <w:t>unknown_count = 0</w:t>
+        <w:br/>
+        <w:br/>
+        <w:t># ---------------------------------------------------------</w:t>
+        <w:br/>
+        <w:t># XỬ LÝ</w:t>
+        <w:br/>
+        <w:t># ---------------------------------------------------------</w:t>
+        <w:br/>
+        <w:br/>
+        <w:t>for index, filename in enumerate(images, start=1):</w:t>
+        <w:br/>
+        <w:br/>
+        <w:t xml:space="preserve">    image_path = os.path.join(INPUT_DIR, filename)</w:t>
+        <w:br/>
+        <w:br/>
+        <w:t xml:space="preserve">    print(f"[{index}/{total}] {filename}", end=" ")</w:t>
+        <w:br/>
+        <w:br/>
+        <w:t xml:space="preserve">    # YOLO nhận diện</w:t>
+        <w:br/>
+        <w:t xml:space="preserve">    results = model(image_path, conf=CONF_THRESHOLD, verbose=False)</w:t>
+        <w:br/>
+        <w:br/>
+        <w:t xml:space="preserve">    result = results[0]</w:t>
+        <w:br/>
+        <w:br/>
+        <w:t xml:space="preserve">    boxes = result.boxes</w:t>
+        <w:br/>
+        <w:br/>
+        <w:t xml:space="preserve">    # -----------------------------------------------------</w:t>
+        <w:br/>
+        <w:t xml:space="preserve">    # KHÔNG PHÁT HIỆN</w:t>
+        <w:br/>
+        <w:t xml:space="preserve">    # -----------------------------------------------------</w:t>
+        <w:br/>
+        <w:br/>
+        <w:t xml:space="preserve">    if boxes is None or len(boxes) == 0:</w:t>
+        <w:br/>
+        <w:br/>
+        <w:t xml:space="preserve">        print("-&gt; KHONG NHAN DIEN")</w:t>
+        <w:br/>
+        <w:br/>
+        <w:t xml:space="preserve">        unknown_count += 1</w:t>
+        <w:br/>
+        <w:br/>
+        <w:t xml:space="preserve">        continue</w:t>
+        <w:br/>
+        <w:br/>
+        <w:t xml:space="preserve">    # -----------------------------------------------------</w:t>
+        <w:br/>
+        <w:t xml:space="preserve">    # LẤY BOX CÓ CONFIDENCE CAO NHẤT</w:t>
+        <w:br/>
+        <w:t xml:space="preserve">    # -----------------------------------------------------</w:t>
+        <w:br/>
+        <w:br/>
+        <w:t xml:space="preserve">    best_box = None</w:t>
+        <w:br/>
+        <w:t xml:space="preserve">    best_conf = 0</w:t>
+        <w:br/>
+        <w:br/>
+        <w:t xml:space="preserve">    for box in boxes:</w:t>
+        <w:br/>
+        <w:br/>
+        <w:t xml:space="preserve">        conf = float(box.conf[0])</w:t>
+        <w:br/>
+        <w:br/>
+        <w:t xml:space="preserve">        if conf &gt; best_conf:</w:t>
+        <w:br/>
+        <w:br/>
+        <w:t xml:space="preserve">            best_conf = conf</w:t>
+        <w:br/>
+        <w:t xml:space="preserve">            best_box = box</w:t>
+        <w:br/>
+        <w:br/>
+        <w:t xml:space="preserve">    # -----------------------------------------------------</w:t>
+        <w:br/>
+        <w:t xml:space="preserve">    # CLASS</w:t>
+        <w:br/>
+        <w:t xml:space="preserve">    # -----------------------------------------------------</w:t>
+        <w:br/>
+        <w:br/>
+        <w:t xml:space="preserve">    class_id = int(best_box.cls[0])</w:t>
+        <w:br/>
+        <w:br/>
+        <w:t xml:space="preserve">    # -----------------------------------------------------</w:t>
+        <w:br/>
+        <w:t xml:space="preserve">    # OPEN</w:t>
+        <w:br/>
+        <w:t xml:space="preserve">    # -----------------------------------------------------</w:t>
+        <w:br/>
+        <w:br/>
+        <w:t xml:space="preserve">    if class_id == 0:</w:t>
+        <w:br/>
+        <w:br/>
+        <w:t xml:space="preserve">        destination = OPEN_DIR</w:t>
+        <w:br/>
+        <w:br/>
+        <w:t xml:space="preserve">        open_count += 1</w:t>
+        <w:br/>
+        <w:br/>
+        <w:t xml:space="preserve">        print(f"-&gt; OPEN " f"(confidence={best_conf:.3f})")</w:t>
+        <w:br/>
+        <w:br/>
+        <w:t xml:space="preserve">    # -----------------------------------------------------</w:t>
+        <w:br/>
+        <w:t xml:space="preserve">    # CLOSED</w:t>
+        <w:br/>
+        <w:t xml:space="preserve">    # -----------------------------------------------------</w:t>
+        <w:br/>
+        <w:br/>
+        <w:t xml:space="preserve">    elif class_id == 1:</w:t>
+        <w:br/>
+        <w:br/>
+        <w:t xml:space="preserve">        destination = CLOSED_DIR</w:t>
+        <w:br/>
+        <w:br/>
+        <w:t xml:space="preserve">        closed_count += 1</w:t>
+        <w:br/>
+        <w:br/>
+        <w:t xml:space="preserve">        print(f"-&gt; CLOSED " f"(confidence={best_conf:.3f})")</w:t>
+        <w:br/>
+        <w:br/>
+        <w:t xml:space="preserve">    # -----------------------------------------------------</w:t>
+        <w:br/>
+        <w:t xml:space="preserve">    # CLASS KHÁC</w:t>
+        <w:br/>
+        <w:t xml:space="preserve">    # -----------------------------------------------------</w:t>
+        <w:br/>
+        <w:br/>
+        <w:t xml:space="preserve">    else:</w:t>
+        <w:br/>
+        <w:br/>
+        <w:t xml:space="preserve">        print(f"-&gt; CLASS KHONG XAC DINH: {class_id}")</w:t>
+        <w:br/>
+        <w:br/>
+        <w:t xml:space="preserve">        unknown_count += 1</w:t>
+        <w:br/>
+        <w:br/>
+        <w:t xml:space="preserve">        continue</w:t>
+        <w:br/>
+        <w:br/>
+        <w:t xml:space="preserve">    # -----------------------------------------------------</w:t>
+        <w:br/>
+        <w:t xml:space="preserve">    # COPY ẢNH</w:t>
+        <w:br/>
+        <w:t xml:space="preserve">    # -----------------------------------------------------</w:t>
+        <w:br/>
+        <w:br/>
+        <w:t xml:space="preserve">    shutil.copy2(image_path, os.path.join(destination, filename))</w:t>
+        <w:br/>
+        <w:br/>
+        <w:t># =========================================================</w:t>
+        <w:br/>
+        <w:t># KẾT QUẢ</w:t>
+        <w:br/>
+        <w:t># =========================================================</w:t>
+        <w:br/>
+        <w:br/>
+        <w:t>print()</w:t>
+        <w:br/>
+        <w:t>print("=" * 60)</w:t>
+        <w:br/>
+        <w:t>print(" HOÀN TẤT")</w:t>
+        <w:br/>
+        <w:t>print("=" * 60)</w:t>
+        <w:br/>
+        <w:br/>
+        <w:t>print(f"Tổng ảnh       : {total}")</w:t>
+        <w:br/>
+        <w:t>print(f"Mắt MỞ         : {open_count}")</w:t>
+        <w:br/>
+        <w:t>print(f"Mắt NHẮM       : {closed_count}")</w:t>
+        <w:br/>
+        <w:t>print(f"Không nhận diện: {unknown_count}")</w:t>
+        <w:br/>
+        <w:br/>
+        <w:t>print()</w:t>
+        <w:br/>
+        <w:t>print("Ảnh mắt mở:")</w:t>
+        <w:br/>
+        <w:t>print(OPEN_DIR)</w:t>
+        <w:br/>
+        <w:br/>
+        <w:t>print()</w:t>
+        <w:br/>
+        <w:t>print("Ảnh mắt nhắm:")</w:t>
+        <w:br/>
+        <w:t>print(CLOSED_DIR)</w:t>
+        <w:br/>
+        <w:br/>
+        <w:t>print("=" * 60)</w:t>
         <w:br/>
       </w:r>
     </w:p>
@@ -1092,7 +1444,7 @@
         <w:br/>
         <w:t># Load model đã train</w:t>
         <w:br/>
-        <w:t>model = YOLO("runs/detect/checksleepone_eye/weights/best.pt")</w:t>
+        <w:t>model = YOLO("runs/detect/checksleepone_eye_v4/weights/best.pt")</w:t>
         <w:br/>
         <w:br/>
         <w:br/>
@@ -1117,7 +1469,7 @@
         <w:br/>
         <w:t xml:space="preserve">    # Cho model đã train nhận diện</w:t>
         <w:br/>
-        <w:t xml:space="preserve">    results = model(frame, conf=0.25)</w:t>
+        <w:t xml:space="preserve">    results = model(frame, conf=0.50)</w:t>
         <w:br/>
         <w:t xml:space="preserve">    for box in results[0].boxes:</w:t>
         <w:br/>
@@ -1168,13 +1520,175 @@
         <w:t>from ultralytics import YOLO</w:t>
         <w:br/>
         <w:br/>
-        <w:t>model = YOLO("runs/detect/checksleepone_eye/weights/best.pt")</w:t>
-        <w:br/>
-        <w:br/>
-        <w:t>results = model("dataset/images/train/20260827_184154_873488.jpg", conf=0.01)</w:t>
+        <w:t>model = YOLO("runs/detect/checksleepone_eye_v2-2/weights/best.pt")</w:t>
+        <w:br/>
+        <w:br/>
+        <w:t>results = model("dataset/images/train/20260903_182228_100162.jpg", conf=0.05)</w:t>
         <w:br/>
         <w:br/>
         <w:t>results[0].show()</w:t>
+        <w:br/>
+      </w:r>
+    </w:p>
+    <w:p>
+      <w:pPr>
+        <w:pStyle w:val="Heading2"/>
+      </w:pPr>
+      <w:r>
+        <w:t>test_video.py</w:t>
+      </w:r>
+    </w:p>
+    <w:p>
+      <w:r>
+        <w:rPr>
+          <w:rFonts w:ascii="Consolas" w:hAnsi="Consolas"/>
+        </w:rPr>
+        <w:t>from ultralytics import YOLO</w:t>
+        <w:br/>
+        <w:t>import cv2</w:t>
+        <w:br/>
+        <w:t>import os</w:t>
+        <w:br/>
+        <w:br/>
+        <w:t># ==============================</w:t>
+        <w:br/>
+        <w:t># 1. LOAD MODEL V4</w:t>
+        <w:br/>
+        <w:t># ==============================</w:t>
+        <w:br/>
+        <w:t>model = YOLO("runs/detect/checksleepone_eye_v4/weights/best.pt")</w:t>
+        <w:br/>
+        <w:br/>
+        <w:t># ==============================</w:t>
+        <w:br/>
+        <w:t># 2. VIDEO INPUT</w:t>
+        <w:br/>
+        <w:t># ==============================</w:t>
+        <w:br/>
+        <w:t>video_path = "video/2026_0916_150745_560B.MP4"</w:t>
+        <w:br/>
+        <w:br/>
+        <w:t>cap = cv2.VideoCapture(video_path)</w:t>
+        <w:br/>
+        <w:br/>
+        <w:t>if not cap.isOpened():</w:t>
+        <w:br/>
+        <w:t xml:space="preserve">    print("❌ Không mở được video:", video_path)</w:t>
+        <w:br/>
+        <w:t xml:space="preserve">    exit()</w:t>
+        <w:br/>
+        <w:br/>
+        <w:t># ==============================</w:t>
+        <w:br/>
+        <w:t># 3. VIDEO INFORMATION</w:t>
+        <w:br/>
+        <w:t># ==============================</w:t>
+        <w:br/>
+        <w:t>fps = cap.get(cv2.CAP_PROP_FPS)</w:t>
+        <w:br/>
+        <w:t>width = int(cap.get(cv2.CAP_PROP_FRAME_WIDTH))</w:t>
+        <w:br/>
+        <w:t>height = int(cap.get(cv2.CAP_PROP_FRAME_HEIGHT))</w:t>
+        <w:br/>
+        <w:br/>
+        <w:t>print("FPS:", fps)</w:t>
+        <w:br/>
+        <w:t>print("Resolution:", width, "x", height)</w:t>
+        <w:br/>
+        <w:br/>
+        <w:t># ==============================</w:t>
+        <w:br/>
+        <w:t># 4. OUTPUT VIDEO</w:t>
+        <w:br/>
+        <w:t># ==============================</w:t>
+        <w:br/>
+        <w:t>os.makedirs("runs/video_test", exist_ok=True)</w:t>
+        <w:br/>
+        <w:br/>
+        <w:t>output_path = "runs/video_test/cabin_yolo_v4.mp4"</w:t>
+        <w:br/>
+        <w:br/>
+        <w:t>fourcc = cv2.VideoWriter_fourcc(*"mp4v")</w:t>
+        <w:br/>
+        <w:br/>
+        <w:t>out = cv2.VideoWriter(output_path, fourcc, fps, (width, height))</w:t>
+        <w:br/>
+        <w:br/>
+        <w:t># ==============================</w:t>
+        <w:br/>
+        <w:t># 5. PROCESS VIDEO</w:t>
+        <w:br/>
+        <w:t># ==============================</w:t>
+        <w:br/>
+        <w:t>frame_count = 0</w:t>
+        <w:br/>
+        <w:br/>
+        <w:t>while True:</w:t>
+        <w:br/>
+        <w:br/>
+        <w:t xml:space="preserve">    ret, frame = cap.read()</w:t>
+        <w:br/>
+        <w:br/>
+        <w:t xml:space="preserve">    if not ret:</w:t>
+        <w:br/>
+        <w:t xml:space="preserve">        break</w:t>
+        <w:br/>
+        <w:br/>
+        <w:t xml:space="preserve">    frame_count += 1</w:t>
+        <w:br/>
+        <w:br/>
+        <w:t xml:space="preserve">    # YOLO nhận diện</w:t>
+        <w:br/>
+        <w:t xml:space="preserve">    results = model(frame, conf=0.50, verbose=False)</w:t>
+        <w:br/>
+        <w:br/>
+        <w:t xml:space="preserve">    # Vẽ bounding box</w:t>
+        <w:br/>
+        <w:t xml:space="preserve">    annotated_frame = results[0].plot()</w:t>
+        <w:br/>
+        <w:br/>
+        <w:t xml:space="preserve">    # Hiển thị</w:t>
+        <w:br/>
+        <w:t xml:space="preserve">    cv2.imshow("CheckSleepOne - YOLO V4", annotated_frame)</w:t>
+        <w:br/>
+        <w:br/>
+        <w:t xml:space="preserve">    # Ghi video</w:t>
+        <w:br/>
+        <w:t xml:space="preserve">    out.write(annotated_frame)</w:t>
+        <w:br/>
+        <w:br/>
+        <w:t xml:space="preserve">    # ESC để dừng</w:t>
+        <w:br/>
+        <w:t xml:space="preserve">    if cv2.waitKey(1) &amp; 0xFF == 27:</w:t>
+        <w:br/>
+        <w:t xml:space="preserve">        break</w:t>
+        <w:br/>
+        <w:br/>
+        <w:br/>
+        <w:t># ==============================</w:t>
+        <w:br/>
+        <w:t># 6. RELEASE</w:t>
+        <w:br/>
+        <w:t># ==============================</w:t>
+        <w:br/>
+        <w:t>cap.release()</w:t>
+        <w:br/>
+        <w:t>out.release()</w:t>
+        <w:br/>
+        <w:t>cv2.destroyAllWindows()</w:t>
+        <w:br/>
+        <w:br/>
+        <w:t>print()</w:t>
+        <w:br/>
+        <w:t>print("================================")</w:t>
+        <w:br/>
+        <w:t>print("        TEST HOAN TAT")</w:t>
+        <w:br/>
+        <w:t>print("================================")</w:t>
+        <w:br/>
+        <w:t>print("So frame:", frame_count)</w:t>
+        <w:br/>
+        <w:t>print("Video ket qua:", output_path)</w:t>
         <w:br/>
       </w:r>
     </w:p>
@@ -1274,7 +1788,7 @@
         <w:br/>
         <w:t>model.train(</w:t>
         <w:br/>
-        <w:t xml:space="preserve">    data="data.yaml", epochs=50, imgsz=640, batch=8, name="checksleepone_eye_v2"</w:t>
+        <w:t xml:space="preserve">    data="data.yaml", epochs=50, imgsz=640, batch=8, name="checksleepone_eye_v4"</w:t>
         <w:br/>
         <w:t>)</w:t>
         <w:br/>
